--- a/public/downloads/delirium-discharge-summary.docx
+++ b/public/downloads/delirium-discharge-summary.docx
@@ -462,7 +462,7 @@
         <w:rPr>
           <w:rFonts w:ascii="Arial" w:hAnsi="Arial"/>
         </w:rPr>
-        <w:t>Specify follow-up for persistent symptoms, unresolved causes, distressing memories or functional recovery. Name the responsible person or service and the intended timeframe wherever these are known.</w:t>
+        <w:t>Specify follow-up for persistent symptoms, unresolved causes, distressing memories or functional recovery. Name the receiving person or service and review timeframe. If these cannot yet be confirmed, name who will secure them and by when.</w:t>
       </w:r>
     </w:p>
     <w:p>

--- a/public/downloads/delirium-discharge-summary.docx
+++ b/public/downloads/delirium-discharge-summary.docx
@@ -676,7 +676,7 @@
         <w:color w:val="334E68"/>
         <w:sz w:val="15"/>
       </w:rPr>
-      <w:t>deliriumdownloads.com · Template v0.9 · 7 August 2026 · Human clinical review required</w:t>
+      <w:t>deliriumdownloads.com · Template v0.9 · 8 August 2026 · Human clinical review required</w:t>
     </w:r>
     <w:r>
       <w:tab/>
